--- a/client/public/assets/article-paiement-ass-template.docx
+++ b/client/public/assets/article-paiement-ass-template.docx
@@ -1588,7 +1588,7 @@
           <w:rtl/>
           <w:lang w:bidi="ar-MA"/>
         </w:rPr>
-        <w:t xml:space="preserve">وحيث إن المدعى عليه لم يؤدي المبلغ </w:t>
+        <w:t xml:space="preserve">وحيث إن المدعى عليه لم يؤد المبلغ ا</w:t>
       </w:r>
       <w:proofErr w:type="spellStart"/>
       <w:r>
@@ -1599,7 +1599,7 @@
           <w:rtl/>
           <w:lang w:bidi="ar-MA"/>
         </w:rPr>
-        <w:t>المتخلذ</w:t>
+        <w:t>لمتخلد </w:t>
       </w:r>
       <w:proofErr w:type="spellEnd"/>
       <w:r>
@@ -1610,7 +1610,7 @@
           <w:rtl/>
           <w:lang w:bidi="ar-MA"/>
         </w:rPr>
-        <w:t xml:space="preserve"> بذمته لفائدة العارضة رغم سلوك العارضة جميع المساعي الحبية ورغم الإنذار الموجه له في </w:t>
+        <w:t xml:space="preserve">بذمته لفائدة العارضة رغم سلوك العارضة جميع المساعي الحبية ورغم الإنذار الموجه له في ه</w:t>
       </w:r>
       <w:proofErr w:type="gramStart"/>
       <w:r>
@@ -1621,7 +1621,7 @@
           <w:rtl/>
           <w:lang w:bidi="ar-MA"/>
         </w:rPr>
-        <w:t>هذا  الإطار</w:t>
+        <w:t>ذا  الإطار </w:t>
       </w:r>
       <w:proofErr w:type="gramEnd"/>
       <w:r>
@@ -1632,7 +1632,7 @@
           <w:rtl/>
           <w:lang w:bidi="ar-MA"/>
         </w:rPr>
-        <w:t xml:space="preserve"> والذي بقي بدون مفعول. </w:t>
+        <w:t xml:space="preserve">والذي بقي بدون مفعول. </w:t>
       </w:r>
     </w:p>
     <w:p>
@@ -2667,7 +2667,7 @@
           <w:szCs w:val="32"/>
           <w:rtl/>
         </w:rPr>
-        <w:t xml:space="preserve">تحميل المدعى عليه الصائر. </w:t>
+        <w:t xml:space="preserve">تحميل المدعى عليهلصائر. </w:t>
       </w:r>
     </w:p>
     <w:p>
@@ -3086,7 +3086,7 @@
           <w:rtl/>
           <w:lang w:bidi="ar-MA"/>
         </w:rPr>
-        <w:t xml:space="preserve">أصل لجدول </w:t>
+        <w:t xml:space="preserve">أصل جدول ا</w:t>
       </w:r>
       <w:proofErr w:type="spellStart"/>
       <w:r>
@@ -3099,7 +3099,7 @@
           <w:rtl/>
           <w:lang w:bidi="ar-MA"/>
         </w:rPr>
-        <w:t>الإستخماد</w:t>
+        <w:t>لإستخماد</w:t>
       </w:r>
       <w:proofErr w:type="spellEnd"/>
     </w:p>
